--- a/5_semester/Инфокоммуникационные/ИСиС_курсач_титул.docx
+++ b/5_semester/Инфокоммуникационные/ИСиС_курсач_титул.docx
@@ -1,6 +1,6 @@
 
 <file path=word/document.xml><?xml version="1.0" encoding="utf-8"?>
-<w:document xmlns:wpc="http://schemas.microsoft.com/office/word/2010/wordprocessingCanvas" xmlns:cx="http://schemas.microsoft.com/office/drawing/2014/chartex" xmlns:cx1="http://schemas.microsoft.com/office/drawing/2015/9/8/chartex" xmlns:cx2="http://schemas.microsoft.com/office/drawing/2015/10/21/chartex" xmlns:cx3="http://schemas.microsoft.com/office/drawing/2016/5/9/chartex" xmlns:cx4="http://schemas.microsoft.com/office/drawing/2016/5/10/chartex" xmlns:cx5="http://schemas.microsoft.com/office/drawing/2016/5/11/chartex" xmlns:cx6="http://schemas.microsoft.com/office/drawing/2016/5/12/chartex" xmlns:cx7="http://schemas.microsoft.com/office/drawing/2016/5/13/chartex" xmlns:cx8="http://schemas.microsoft.com/office/drawing/2016/5/14/chartex" xmlns:mc="http://schemas.openxmlformats.org/markup-compatibility/2006" xmlns:aink="http://schemas.microsoft.com/office/drawing/2016/ink" xmlns:am3d="http://schemas.microsoft.com/office/drawing/2017/model3d" xmlns:o="urn:schemas-microsoft-com:office:office" xmlns:r="http://schemas.openxmlformats.org/officeDocument/2006/relationships" xmlns:m="http://schemas.openxmlformats.org/officeDocument/2006/math" xmlns:v="urn:schemas-microsoft-com:vml" xmlns:wp14="http://schemas.microsoft.com/office/word/2010/wordprocessingDrawing" xmlns:wp="http://schemas.openxmlformats.org/drawingml/2006/wordprocessingDrawing" xmlns:w10="urn:schemas-microsoft-com:office:word" xmlns:w="http://schemas.openxmlformats.org/wordprocessingml/2006/main" xmlns:w14="http://schemas.microsoft.com/office/word/2010/wordml" xmlns:w15="http://schemas.microsoft.com/office/word/2012/wordml" xmlns:w16cid="http://schemas.microsoft.com/office/word/2016/wordml/cid" xmlns:w16se="http://schemas.microsoft.com/office/word/2015/wordml/symex" xmlns:wpg="http://schemas.microsoft.com/office/word/2010/wordprocessingGroup" xmlns:wpi="http://schemas.microsoft.com/office/word/2010/wordprocessingInk" xmlns:wne="http://schemas.microsoft.com/office/word/2006/wordml" xmlns:wps="http://schemas.microsoft.com/office/word/2010/wordprocessingShape" mc:Ignorable="w14 w15 w16se w16cid wp14">
+<w:document xmlns:wpc="http://schemas.microsoft.com/office/word/2010/wordprocessingCanvas" xmlns:cx="http://schemas.microsoft.com/office/drawing/2014/chartex" xmlns:cx1="http://schemas.microsoft.com/office/drawing/2015/9/8/chartex" xmlns:cx2="http://schemas.microsoft.com/office/drawing/2015/10/21/chartex" xmlns:cx3="http://schemas.microsoft.com/office/drawing/2016/5/9/chartex" xmlns:cx4="http://schemas.microsoft.com/office/drawing/2016/5/10/chartex" xmlns:cx5="http://schemas.microsoft.com/office/drawing/2016/5/11/chartex" xmlns:cx6="http://schemas.microsoft.com/office/drawing/2016/5/12/chartex" xmlns:cx7="http://schemas.microsoft.com/office/drawing/2016/5/13/chartex" xmlns:cx8="http://schemas.microsoft.com/office/drawing/2016/5/14/chartex" xmlns:mc="http://schemas.openxmlformats.org/markup-compatibility/2006" xmlns:aink="http://schemas.microsoft.com/office/drawing/2016/ink" xmlns:am3d="http://schemas.microsoft.com/office/drawing/2017/model3d" xmlns:o="urn:schemas-microsoft-com:office:office" xmlns:oel="http://schemas.microsoft.com/office/2019/extlst" xmlns:r="http://schemas.openxmlformats.org/officeDocument/2006/relationships" xmlns:m="http://schemas.openxmlformats.org/officeDocument/2006/math" xmlns:v="urn:schemas-microsoft-com:vml" xmlns:wp14="http://schemas.microsoft.com/office/word/2010/wordprocessingDrawing" xmlns:wp="http://schemas.openxmlformats.org/drawingml/2006/wordprocessingDrawing" xmlns:w10="urn:schemas-microsoft-com:office:word" xmlns:w="http://schemas.openxmlformats.org/wordprocessingml/2006/main" xmlns:w14="http://schemas.microsoft.com/office/word/2010/wordml" xmlns:w15="http://schemas.microsoft.com/office/word/2012/wordml" xmlns:w16cex="http://schemas.microsoft.com/office/word/2018/wordml/cex" xmlns:w16cid="http://schemas.microsoft.com/office/word/2016/wordml/cid" xmlns:w16="http://schemas.microsoft.com/office/word/2018/wordml" xmlns:w16sdtdh="http://schemas.microsoft.com/office/word/2020/wordml/sdtdatahash" xmlns:w16se="http://schemas.microsoft.com/office/word/2015/wordml/symex" xmlns:wpg="http://schemas.microsoft.com/office/word/2010/wordprocessingGroup" xmlns:wpi="http://schemas.microsoft.com/office/word/2010/wordprocessingInk" xmlns:wne="http://schemas.microsoft.com/office/word/2006/wordml" xmlns:wps="http://schemas.microsoft.com/office/word/2010/wordprocessingShape" mc:Ignorable="w14 w15 w16se w16cid w16 w16cex w16sdtdh wp14">
   <w:body>
     <w:p>
       <w:pPr>
@@ -416,7 +416,25 @@
                 <w:szCs w:val="24"/>
                 <w:lang w:eastAsia="ru-RU"/>
               </w:rPr>
-              <w:t>ассистент</w:t>
+              <w:t>канд. техн. наук</w:t>
+            </w:r>
+            <w:r>
+              <w:rPr>
+                <w:rFonts w:ascii="Times New Roman" w:eastAsia="Times New Roman" w:hAnsi="Times New Roman" w:cs="Times New Roman"/>
+                <w:sz w:val="24"/>
+                <w:szCs w:val="24"/>
+                <w:lang w:val="en-GB" w:eastAsia="ru-RU"/>
+              </w:rPr>
+              <w:t xml:space="preserve">, </w:t>
+            </w:r>
+            <w:r>
+              <w:rPr>
+                <w:rFonts w:ascii="Times New Roman" w:eastAsia="Times New Roman" w:hAnsi="Times New Roman" w:cs="Times New Roman"/>
+                <w:sz w:val="24"/>
+                <w:szCs w:val="24"/>
+                <w:lang w:eastAsia="ru-RU"/>
+              </w:rPr>
+              <w:t>доцент</w:t>
             </w:r>
           </w:p>
         </w:tc>
@@ -535,43 +553,7 @@
                 <w:szCs w:val="24"/>
                 <w:lang w:eastAsia="ru-RU"/>
               </w:rPr>
-              <w:t>Д</w:t>
-            </w:r>
-            <w:r>
-              <w:rPr>
-                <w:rFonts w:ascii="Times New Roman" w:eastAsia="Times New Roman" w:hAnsi="Times New Roman" w:cs="Times New Roman"/>
-                <w:sz w:val="24"/>
-                <w:szCs w:val="24"/>
-                <w:lang w:eastAsia="ru-RU"/>
-              </w:rPr>
-              <w:t>.</w:t>
-            </w:r>
-            <w:r>
-              <w:rPr>
-                <w:rFonts w:ascii="Times New Roman" w:eastAsia="Times New Roman" w:hAnsi="Times New Roman" w:cs="Times New Roman"/>
-                <w:sz w:val="24"/>
-                <w:szCs w:val="24"/>
-                <w:lang w:eastAsia="ru-RU"/>
-              </w:rPr>
-              <w:t>Д</w:t>
-            </w:r>
-            <w:r>
-              <w:rPr>
-                <w:rFonts w:ascii="Times New Roman" w:eastAsia="Times New Roman" w:hAnsi="Times New Roman" w:cs="Times New Roman"/>
-                <w:sz w:val="24"/>
-                <w:szCs w:val="24"/>
-                <w:lang w:eastAsia="ru-RU"/>
-              </w:rPr>
-              <w:t xml:space="preserve">. </w:t>
-            </w:r>
-            <w:r>
-              <w:rPr>
-                <w:rFonts w:ascii="Times New Roman" w:eastAsia="Times New Roman" w:hAnsi="Times New Roman" w:cs="Times New Roman"/>
-                <w:sz w:val="24"/>
-                <w:szCs w:val="24"/>
-                <w:lang w:eastAsia="ru-RU"/>
-              </w:rPr>
-              <w:t>Савельева</w:t>
+              <w:t>В.М. Смирнов</w:t>
             </w:r>
           </w:p>
         </w:tc>
@@ -1339,8 +1321,6 @@
               </w:rPr>
               <w:t>Г.В. Буренков</w:t>
             </w:r>
-            <w:bookmarkStart w:id="1" w:name="_GoBack"/>
-            <w:bookmarkEnd w:id="1"/>
           </w:p>
         </w:tc>
       </w:tr>
@@ -1596,7 +1576,7 @@
 </file>
 
 <file path=word/endnotes.xml><?xml version="1.0" encoding="utf-8"?>
-<w:endnotes xmlns:wpc="http://schemas.microsoft.com/office/word/2010/wordprocessingCanvas" xmlns:cx="http://schemas.microsoft.com/office/drawing/2014/chartex" xmlns:cx1="http://schemas.microsoft.com/office/drawing/2015/9/8/chartex" xmlns:cx2="http://schemas.microsoft.com/office/drawing/2015/10/21/chartex" xmlns:cx3="http://schemas.microsoft.com/office/drawing/2016/5/9/chartex" xmlns:cx4="http://schemas.microsoft.com/office/drawing/2016/5/10/chartex" xmlns:cx5="http://schemas.microsoft.com/office/drawing/2016/5/11/chartex" xmlns:cx6="http://schemas.microsoft.com/office/drawing/2016/5/12/chartex" xmlns:cx7="http://schemas.microsoft.com/office/drawing/2016/5/13/chartex" xmlns:cx8="http://schemas.microsoft.com/office/drawing/2016/5/14/chartex" xmlns:mc="http://schemas.openxmlformats.org/markup-compatibility/2006" xmlns:aink="http://schemas.microsoft.com/office/drawing/2016/ink" xmlns:am3d="http://schemas.microsoft.com/office/drawing/2017/model3d" xmlns:o="urn:schemas-microsoft-com:office:office" xmlns:r="http://schemas.openxmlformats.org/officeDocument/2006/relationships" xmlns:m="http://schemas.openxmlformats.org/officeDocument/2006/math" xmlns:v="urn:schemas-microsoft-com:vml" xmlns:wp14="http://schemas.microsoft.com/office/word/2010/wordprocessingDrawing" xmlns:wp="http://schemas.openxmlformats.org/drawingml/2006/wordprocessingDrawing" xmlns:w10="urn:schemas-microsoft-com:office:word" xmlns:w="http://schemas.openxmlformats.org/wordprocessingml/2006/main" xmlns:w14="http://schemas.microsoft.com/office/word/2010/wordml" xmlns:w15="http://schemas.microsoft.com/office/word/2012/wordml" xmlns:w16cid="http://schemas.microsoft.com/office/word/2016/wordml/cid" xmlns:w16se="http://schemas.microsoft.com/office/word/2015/wordml/symex" xmlns:wpg="http://schemas.microsoft.com/office/word/2010/wordprocessingGroup" xmlns:wpi="http://schemas.microsoft.com/office/word/2010/wordprocessingInk" xmlns:wne="http://schemas.microsoft.com/office/word/2006/wordml" xmlns:wps="http://schemas.microsoft.com/office/word/2010/wordprocessingShape" mc:Ignorable="w14 w15 w16se w16cid wp14">
+<w:endnotes xmlns:wpc="http://schemas.microsoft.com/office/word/2010/wordprocessingCanvas" xmlns:cx="http://schemas.microsoft.com/office/drawing/2014/chartex" xmlns:cx1="http://schemas.microsoft.com/office/drawing/2015/9/8/chartex" xmlns:cx2="http://schemas.microsoft.com/office/drawing/2015/10/21/chartex" xmlns:cx3="http://schemas.microsoft.com/office/drawing/2016/5/9/chartex" xmlns:cx4="http://schemas.microsoft.com/office/drawing/2016/5/10/chartex" xmlns:cx5="http://schemas.microsoft.com/office/drawing/2016/5/11/chartex" xmlns:cx6="http://schemas.microsoft.com/office/drawing/2016/5/12/chartex" xmlns:cx7="http://schemas.microsoft.com/office/drawing/2016/5/13/chartex" xmlns:cx8="http://schemas.microsoft.com/office/drawing/2016/5/14/chartex" xmlns:mc="http://schemas.openxmlformats.org/markup-compatibility/2006" xmlns:aink="http://schemas.microsoft.com/office/drawing/2016/ink" xmlns:am3d="http://schemas.microsoft.com/office/drawing/2017/model3d" xmlns:o="urn:schemas-microsoft-com:office:office" xmlns:oel="http://schemas.microsoft.com/office/2019/extlst" xmlns:r="http://schemas.openxmlformats.org/officeDocument/2006/relationships" xmlns:m="http://schemas.openxmlformats.org/officeDocument/2006/math" xmlns:v="urn:schemas-microsoft-com:vml" xmlns:wp14="http://schemas.microsoft.com/office/word/2010/wordprocessingDrawing" xmlns:wp="http://schemas.openxmlformats.org/drawingml/2006/wordprocessingDrawing" xmlns:w10="urn:schemas-microsoft-com:office:word" xmlns:w="http://schemas.openxmlformats.org/wordprocessingml/2006/main" xmlns:w14="http://schemas.microsoft.com/office/word/2010/wordml" xmlns:w15="http://schemas.microsoft.com/office/word/2012/wordml" xmlns:w16cex="http://schemas.microsoft.com/office/word/2018/wordml/cex" xmlns:w16cid="http://schemas.microsoft.com/office/word/2016/wordml/cid" xmlns:w16="http://schemas.microsoft.com/office/word/2018/wordml" xmlns:w16sdtdh="http://schemas.microsoft.com/office/word/2020/wordml/sdtdatahash" xmlns:w16se="http://schemas.microsoft.com/office/word/2015/wordml/symex" xmlns:wpg="http://schemas.microsoft.com/office/word/2010/wordprocessingGroup" xmlns:wpi="http://schemas.microsoft.com/office/word/2010/wordprocessingInk" xmlns:wne="http://schemas.microsoft.com/office/word/2006/wordml" xmlns:wps="http://schemas.microsoft.com/office/word/2010/wordprocessingShape" mc:Ignorable="w14 w15 w16se w16cid w16 w16cex w16sdtdh wp14">
   <w:endnote w:type="separator" w:id="-1">
     <w:p>
       <w:pPr>
@@ -1621,7 +1601,7 @@
 </file>
 
 <file path=word/footer1.xml><?xml version="1.0" encoding="utf-8"?>
-<w:ftr xmlns:wpc="http://schemas.microsoft.com/office/word/2010/wordprocessingCanvas" xmlns:cx="http://schemas.microsoft.com/office/drawing/2014/chartex" xmlns:cx1="http://schemas.microsoft.com/office/drawing/2015/9/8/chartex" xmlns:cx2="http://schemas.microsoft.com/office/drawing/2015/10/21/chartex" xmlns:cx3="http://schemas.microsoft.com/office/drawing/2016/5/9/chartex" xmlns:cx4="http://schemas.microsoft.com/office/drawing/2016/5/10/chartex" xmlns:cx5="http://schemas.microsoft.com/office/drawing/2016/5/11/chartex" xmlns:cx6="http://schemas.microsoft.com/office/drawing/2016/5/12/chartex" xmlns:cx7="http://schemas.microsoft.com/office/drawing/2016/5/13/chartex" xmlns:cx8="http://schemas.microsoft.com/office/drawing/2016/5/14/chartex" xmlns:mc="http://schemas.openxmlformats.org/markup-compatibility/2006" xmlns:aink="http://schemas.microsoft.com/office/drawing/2016/ink" xmlns:am3d="http://schemas.microsoft.com/office/drawing/2017/model3d" xmlns:o="urn:schemas-microsoft-com:office:office" xmlns:r="http://schemas.openxmlformats.org/officeDocument/2006/relationships" xmlns:m="http://schemas.openxmlformats.org/officeDocument/2006/math" xmlns:v="urn:schemas-microsoft-com:vml" xmlns:wp14="http://schemas.microsoft.com/office/word/2010/wordprocessingDrawing" xmlns:wp="http://schemas.openxmlformats.org/drawingml/2006/wordprocessingDrawing" xmlns:w10="urn:schemas-microsoft-com:office:word" xmlns:w="http://schemas.openxmlformats.org/wordprocessingml/2006/main" xmlns:w14="http://schemas.microsoft.com/office/word/2010/wordml" xmlns:w15="http://schemas.microsoft.com/office/word/2012/wordml" xmlns:w16cid="http://schemas.microsoft.com/office/word/2016/wordml/cid" xmlns:w16se="http://schemas.microsoft.com/office/word/2015/wordml/symex" xmlns:wpg="http://schemas.microsoft.com/office/word/2010/wordprocessingGroup" xmlns:wpi="http://schemas.microsoft.com/office/word/2010/wordprocessingInk" xmlns:wne="http://schemas.microsoft.com/office/word/2006/wordml" xmlns:wps="http://schemas.microsoft.com/office/word/2010/wordprocessingShape" mc:Ignorable="w14 w15 w16se w16cid wp14">
+<w:ftr xmlns:wpc="http://schemas.microsoft.com/office/word/2010/wordprocessingCanvas" xmlns:cx="http://schemas.microsoft.com/office/drawing/2014/chartex" xmlns:cx1="http://schemas.microsoft.com/office/drawing/2015/9/8/chartex" xmlns:cx2="http://schemas.microsoft.com/office/drawing/2015/10/21/chartex" xmlns:cx3="http://schemas.microsoft.com/office/drawing/2016/5/9/chartex" xmlns:cx4="http://schemas.microsoft.com/office/drawing/2016/5/10/chartex" xmlns:cx5="http://schemas.microsoft.com/office/drawing/2016/5/11/chartex" xmlns:cx6="http://schemas.microsoft.com/office/drawing/2016/5/12/chartex" xmlns:cx7="http://schemas.microsoft.com/office/drawing/2016/5/13/chartex" xmlns:cx8="http://schemas.microsoft.com/office/drawing/2016/5/14/chartex" xmlns:mc="http://schemas.openxmlformats.org/markup-compatibility/2006" xmlns:aink="http://schemas.microsoft.com/office/drawing/2016/ink" xmlns:am3d="http://schemas.microsoft.com/office/drawing/2017/model3d" xmlns:o="urn:schemas-microsoft-com:office:office" xmlns:oel="http://schemas.microsoft.com/office/2019/extlst" xmlns:r="http://schemas.openxmlformats.org/officeDocument/2006/relationships" xmlns:m="http://schemas.openxmlformats.org/officeDocument/2006/math" xmlns:v="urn:schemas-microsoft-com:vml" xmlns:wp14="http://schemas.microsoft.com/office/word/2010/wordprocessingDrawing" xmlns:wp="http://schemas.openxmlformats.org/drawingml/2006/wordprocessingDrawing" xmlns:w10="urn:schemas-microsoft-com:office:word" xmlns:w="http://schemas.openxmlformats.org/wordprocessingml/2006/main" xmlns:w14="http://schemas.microsoft.com/office/word/2010/wordml" xmlns:w15="http://schemas.microsoft.com/office/word/2012/wordml" xmlns:w16cex="http://schemas.microsoft.com/office/word/2018/wordml/cex" xmlns:w16cid="http://schemas.microsoft.com/office/word/2016/wordml/cid" xmlns:w16="http://schemas.microsoft.com/office/word/2018/wordml" xmlns:w16sdtdh="http://schemas.microsoft.com/office/word/2020/wordml/sdtdatahash" xmlns:w16se="http://schemas.microsoft.com/office/word/2015/wordml/symex" xmlns:wpg="http://schemas.microsoft.com/office/word/2010/wordprocessingGroup" xmlns:wpi="http://schemas.microsoft.com/office/word/2010/wordprocessingInk" xmlns:wne="http://schemas.microsoft.com/office/word/2006/wordml" xmlns:wps="http://schemas.microsoft.com/office/word/2010/wordprocessingShape" mc:Ignorable="w14 w15 w16se w16cid w16 w16cex w16sdtdh wp14">
   <w:sdt>
     <w:sdtPr>
       <w:rPr>
@@ -1635,7 +1615,6 @@
         <w:docPartUnique/>
       </w:docPartObj>
     </w:sdtPr>
-    <w:sdtEndPr/>
     <w:sdtContent>
       <w:p>
         <w:pPr>
@@ -1700,7 +1679,7 @@
 </file>
 
 <file path=word/footer2.xml><?xml version="1.0" encoding="utf-8"?>
-<w:ftr xmlns:wpc="http://schemas.microsoft.com/office/word/2010/wordprocessingCanvas" xmlns:cx="http://schemas.microsoft.com/office/drawing/2014/chartex" xmlns:cx1="http://schemas.microsoft.com/office/drawing/2015/9/8/chartex" xmlns:cx2="http://schemas.microsoft.com/office/drawing/2015/10/21/chartex" xmlns:cx3="http://schemas.microsoft.com/office/drawing/2016/5/9/chartex" xmlns:cx4="http://schemas.microsoft.com/office/drawing/2016/5/10/chartex" xmlns:cx5="http://schemas.microsoft.com/office/drawing/2016/5/11/chartex" xmlns:cx6="http://schemas.microsoft.com/office/drawing/2016/5/12/chartex" xmlns:cx7="http://schemas.microsoft.com/office/drawing/2016/5/13/chartex" xmlns:cx8="http://schemas.microsoft.com/office/drawing/2016/5/14/chartex" xmlns:mc="http://schemas.openxmlformats.org/markup-compatibility/2006" xmlns:aink="http://schemas.microsoft.com/office/drawing/2016/ink" xmlns:am3d="http://schemas.microsoft.com/office/drawing/2017/model3d" xmlns:o="urn:schemas-microsoft-com:office:office" xmlns:r="http://schemas.openxmlformats.org/officeDocument/2006/relationships" xmlns:m="http://schemas.openxmlformats.org/officeDocument/2006/math" xmlns:v="urn:schemas-microsoft-com:vml" xmlns:wp14="http://schemas.microsoft.com/office/word/2010/wordprocessingDrawing" xmlns:wp="http://schemas.openxmlformats.org/drawingml/2006/wordprocessingDrawing" xmlns:w10="urn:schemas-microsoft-com:office:word" xmlns:w="http://schemas.openxmlformats.org/wordprocessingml/2006/main" xmlns:w14="http://schemas.microsoft.com/office/word/2010/wordml" xmlns:w15="http://schemas.microsoft.com/office/word/2012/wordml" xmlns:w16cid="http://schemas.microsoft.com/office/word/2016/wordml/cid" xmlns:w16se="http://schemas.microsoft.com/office/word/2015/wordml/symex" xmlns:wpg="http://schemas.microsoft.com/office/word/2010/wordprocessingGroup" xmlns:wpi="http://schemas.microsoft.com/office/word/2010/wordprocessingInk" xmlns:wne="http://schemas.microsoft.com/office/word/2006/wordml" xmlns:wps="http://schemas.microsoft.com/office/word/2010/wordprocessingShape" mc:Ignorable="w14 w15 w16se w16cid wp14">
+<w:ftr xmlns:wpc="http://schemas.microsoft.com/office/word/2010/wordprocessingCanvas" xmlns:cx="http://schemas.microsoft.com/office/drawing/2014/chartex" xmlns:cx1="http://schemas.microsoft.com/office/drawing/2015/9/8/chartex" xmlns:cx2="http://schemas.microsoft.com/office/drawing/2015/10/21/chartex" xmlns:cx3="http://schemas.microsoft.com/office/drawing/2016/5/9/chartex" xmlns:cx4="http://schemas.microsoft.com/office/drawing/2016/5/10/chartex" xmlns:cx5="http://schemas.microsoft.com/office/drawing/2016/5/11/chartex" xmlns:cx6="http://schemas.microsoft.com/office/drawing/2016/5/12/chartex" xmlns:cx7="http://schemas.microsoft.com/office/drawing/2016/5/13/chartex" xmlns:cx8="http://schemas.microsoft.com/office/drawing/2016/5/14/chartex" xmlns:mc="http://schemas.openxmlformats.org/markup-compatibility/2006" xmlns:aink="http://schemas.microsoft.com/office/drawing/2016/ink" xmlns:am3d="http://schemas.microsoft.com/office/drawing/2017/model3d" xmlns:o="urn:schemas-microsoft-com:office:office" xmlns:oel="http://schemas.microsoft.com/office/2019/extlst" xmlns:r="http://schemas.openxmlformats.org/officeDocument/2006/relationships" xmlns:m="http://schemas.openxmlformats.org/officeDocument/2006/math" xmlns:v="urn:schemas-microsoft-com:vml" xmlns:wp14="http://schemas.microsoft.com/office/word/2010/wordprocessingDrawing" xmlns:wp="http://schemas.openxmlformats.org/drawingml/2006/wordprocessingDrawing" xmlns:w10="urn:schemas-microsoft-com:office:word" xmlns:w="http://schemas.openxmlformats.org/wordprocessingml/2006/main" xmlns:w14="http://schemas.microsoft.com/office/word/2010/wordml" xmlns:w15="http://schemas.microsoft.com/office/word/2012/wordml" xmlns:w16cex="http://schemas.microsoft.com/office/word/2018/wordml/cex" xmlns:w16cid="http://schemas.microsoft.com/office/word/2016/wordml/cid" xmlns:w16="http://schemas.microsoft.com/office/word/2018/wordml" xmlns:w16sdtdh="http://schemas.microsoft.com/office/word/2020/wordml/sdtdatahash" xmlns:w16se="http://schemas.microsoft.com/office/word/2015/wordml/symex" xmlns:wpg="http://schemas.microsoft.com/office/word/2010/wordprocessingGroup" xmlns:wpi="http://schemas.microsoft.com/office/word/2010/wordprocessingInk" xmlns:wne="http://schemas.microsoft.com/office/word/2006/wordml" xmlns:wps="http://schemas.microsoft.com/office/word/2010/wordprocessingShape" mc:Ignorable="w14 w15 w16se w16cid w16 w16cex w16sdtdh wp14">
   <w:p>
     <w:pPr>
       <w:pStyle w:val="aa"/>
@@ -1710,7 +1689,7 @@
 </file>
 
 <file path=word/footnotes.xml><?xml version="1.0" encoding="utf-8"?>
-<w:footnotes xmlns:wpc="http://schemas.microsoft.com/office/word/2010/wordprocessingCanvas" xmlns:cx="http://schemas.microsoft.com/office/drawing/2014/chartex" xmlns:cx1="http://schemas.microsoft.com/office/drawing/2015/9/8/chartex" xmlns:cx2="http://schemas.microsoft.com/office/drawing/2015/10/21/chartex" xmlns:cx3="http://schemas.microsoft.com/office/drawing/2016/5/9/chartex" xmlns:cx4="http://schemas.microsoft.com/office/drawing/2016/5/10/chartex" xmlns:cx5="http://schemas.microsoft.com/office/drawing/2016/5/11/chartex" xmlns:cx6="http://schemas.microsoft.com/office/drawing/2016/5/12/chartex" xmlns:cx7="http://schemas.microsoft.com/office/drawing/2016/5/13/chartex" xmlns:cx8="http://schemas.microsoft.com/office/drawing/2016/5/14/chartex" xmlns:mc="http://schemas.openxmlformats.org/markup-compatibility/2006" xmlns:aink="http://schemas.microsoft.com/office/drawing/2016/ink" xmlns:am3d="http://schemas.microsoft.com/office/drawing/2017/model3d" xmlns:o="urn:schemas-microsoft-com:office:office" xmlns:r="http://schemas.openxmlformats.org/officeDocument/2006/relationships" xmlns:m="http://schemas.openxmlformats.org/officeDocument/2006/math" xmlns:v="urn:schemas-microsoft-com:vml" xmlns:wp14="http://schemas.microsoft.com/office/word/2010/wordprocessingDrawing" xmlns:wp="http://schemas.openxmlformats.org/drawingml/2006/wordprocessingDrawing" xmlns:w10="urn:schemas-microsoft-com:office:word" xmlns:w="http://schemas.openxmlformats.org/wordprocessingml/2006/main" xmlns:w14="http://schemas.microsoft.com/office/word/2010/wordml" xmlns:w15="http://schemas.microsoft.com/office/word/2012/wordml" xmlns:w16cid="http://schemas.microsoft.com/office/word/2016/wordml/cid" xmlns:w16se="http://schemas.microsoft.com/office/word/2015/wordml/symex" xmlns:wpg="http://schemas.microsoft.com/office/word/2010/wordprocessingGroup" xmlns:wpi="http://schemas.microsoft.com/office/word/2010/wordprocessingInk" xmlns:wne="http://schemas.microsoft.com/office/word/2006/wordml" xmlns:wps="http://schemas.microsoft.com/office/word/2010/wordprocessingShape" mc:Ignorable="w14 w15 w16se w16cid wp14">
+<w:footnotes xmlns:wpc="http://schemas.microsoft.com/office/word/2010/wordprocessingCanvas" xmlns:cx="http://schemas.microsoft.com/office/drawing/2014/chartex" xmlns:cx1="http://schemas.microsoft.com/office/drawing/2015/9/8/chartex" xmlns:cx2="http://schemas.microsoft.com/office/drawing/2015/10/21/chartex" xmlns:cx3="http://schemas.microsoft.com/office/drawing/2016/5/9/chartex" xmlns:cx4="http://schemas.microsoft.com/office/drawing/2016/5/10/chartex" xmlns:cx5="http://schemas.microsoft.com/office/drawing/2016/5/11/chartex" xmlns:cx6="http://schemas.microsoft.com/office/drawing/2016/5/12/chartex" xmlns:cx7="http://schemas.microsoft.com/office/drawing/2016/5/13/chartex" xmlns:cx8="http://schemas.microsoft.com/office/drawing/2016/5/14/chartex" xmlns:mc="http://schemas.openxmlformats.org/markup-compatibility/2006" xmlns:aink="http://schemas.microsoft.com/office/drawing/2016/ink" xmlns:am3d="http://schemas.microsoft.com/office/drawing/2017/model3d" xmlns:o="urn:schemas-microsoft-com:office:office" xmlns:oel="http://schemas.microsoft.com/office/2019/extlst" xmlns:r="http://schemas.openxmlformats.org/officeDocument/2006/relationships" xmlns:m="http://schemas.openxmlformats.org/officeDocument/2006/math" xmlns:v="urn:schemas-microsoft-com:vml" xmlns:wp14="http://schemas.microsoft.com/office/word/2010/wordprocessingDrawing" xmlns:wp="http://schemas.openxmlformats.org/drawingml/2006/wordprocessingDrawing" xmlns:w10="urn:schemas-microsoft-com:office:word" xmlns:w="http://schemas.openxmlformats.org/wordprocessingml/2006/main" xmlns:w14="http://schemas.microsoft.com/office/word/2010/wordml" xmlns:w15="http://schemas.microsoft.com/office/word/2012/wordml" xmlns:w16cex="http://schemas.microsoft.com/office/word/2018/wordml/cex" xmlns:w16cid="http://schemas.microsoft.com/office/word/2016/wordml/cid" xmlns:w16="http://schemas.microsoft.com/office/word/2018/wordml" xmlns:w16sdtdh="http://schemas.microsoft.com/office/word/2020/wordml/sdtdatahash" xmlns:w16se="http://schemas.microsoft.com/office/word/2015/wordml/symex" xmlns:wpg="http://schemas.microsoft.com/office/word/2010/wordprocessingGroup" xmlns:wpi="http://schemas.microsoft.com/office/word/2010/wordprocessingInk" xmlns:wne="http://schemas.microsoft.com/office/word/2006/wordml" xmlns:wps="http://schemas.microsoft.com/office/word/2010/wordprocessingShape" mc:Ignorable="w14 w15 w16se w16cid w16 w16cex w16sdtdh wp14">
   <w:footnote w:type="separator" w:id="-1">
     <w:p>
       <w:pPr>
@@ -1735,7 +1714,7 @@
 </file>
 
 <file path=word/numbering.xml><?xml version="1.0" encoding="utf-8"?>
-<w:numbering xmlns:wpc="http://schemas.microsoft.com/office/word/2010/wordprocessingCanvas" xmlns:cx="http://schemas.microsoft.com/office/drawing/2014/chartex" xmlns:cx1="http://schemas.microsoft.com/office/drawing/2015/9/8/chartex" xmlns:cx2="http://schemas.microsoft.com/office/drawing/2015/10/21/chartex" xmlns:cx3="http://schemas.microsoft.com/office/drawing/2016/5/9/chartex" xmlns:cx4="http://schemas.microsoft.com/office/drawing/2016/5/10/chartex" xmlns:cx5="http://schemas.microsoft.com/office/drawing/2016/5/11/chartex" xmlns:cx6="http://schemas.microsoft.com/office/drawing/2016/5/12/chartex" xmlns:cx7="http://schemas.microsoft.com/office/drawing/2016/5/13/chartex" xmlns:cx8="http://schemas.microsoft.com/office/drawing/2016/5/14/chartex" xmlns:mc="http://schemas.openxmlformats.org/markup-compatibility/2006" xmlns:aink="http://schemas.microsoft.com/office/drawing/2016/ink" xmlns:am3d="http://schemas.microsoft.com/office/drawing/2017/model3d" xmlns:o="urn:schemas-microsoft-com:office:office" xmlns:r="http://schemas.openxmlformats.org/officeDocument/2006/relationships" xmlns:m="http://schemas.openxmlformats.org/officeDocument/2006/math" xmlns:v="urn:schemas-microsoft-com:vml" xmlns:wp14="http://schemas.microsoft.com/office/word/2010/wordprocessingDrawing" xmlns:wp="http://schemas.openxmlformats.org/drawingml/2006/wordprocessingDrawing" xmlns:w10="urn:schemas-microsoft-com:office:word" xmlns:w="http://schemas.openxmlformats.org/wordprocessingml/2006/main" xmlns:w14="http://schemas.microsoft.com/office/word/2010/wordml" xmlns:w15="http://schemas.microsoft.com/office/word/2012/wordml" xmlns:w16cid="http://schemas.microsoft.com/office/word/2016/wordml/cid" xmlns:w16se="http://schemas.microsoft.com/office/word/2015/wordml/symex" xmlns:wpg="http://schemas.microsoft.com/office/word/2010/wordprocessingGroup" xmlns:wpi="http://schemas.microsoft.com/office/word/2010/wordprocessingInk" xmlns:wne="http://schemas.microsoft.com/office/word/2006/wordml" xmlns:wps="http://schemas.microsoft.com/office/word/2010/wordprocessingShape" mc:Ignorable="w14 w15 w16se w16cid wp14">
+<w:numbering xmlns:wpc="http://schemas.microsoft.com/office/word/2010/wordprocessingCanvas" xmlns:cx="http://schemas.microsoft.com/office/drawing/2014/chartex" xmlns:cx1="http://schemas.microsoft.com/office/drawing/2015/9/8/chartex" xmlns:cx2="http://schemas.microsoft.com/office/drawing/2015/10/21/chartex" xmlns:cx3="http://schemas.microsoft.com/office/drawing/2016/5/9/chartex" xmlns:cx4="http://schemas.microsoft.com/office/drawing/2016/5/10/chartex" xmlns:cx5="http://schemas.microsoft.com/office/drawing/2016/5/11/chartex" xmlns:cx6="http://schemas.microsoft.com/office/drawing/2016/5/12/chartex" xmlns:cx7="http://schemas.microsoft.com/office/drawing/2016/5/13/chartex" xmlns:cx8="http://schemas.microsoft.com/office/drawing/2016/5/14/chartex" xmlns:mc="http://schemas.openxmlformats.org/markup-compatibility/2006" xmlns:aink="http://schemas.microsoft.com/office/drawing/2016/ink" xmlns:am3d="http://schemas.microsoft.com/office/drawing/2017/model3d" xmlns:o="urn:schemas-microsoft-com:office:office" xmlns:oel="http://schemas.microsoft.com/office/2019/extlst" xmlns:r="http://schemas.openxmlformats.org/officeDocument/2006/relationships" xmlns:m="http://schemas.openxmlformats.org/officeDocument/2006/math" xmlns:v="urn:schemas-microsoft-com:vml" xmlns:wp14="http://schemas.microsoft.com/office/word/2010/wordprocessingDrawing" xmlns:wp="http://schemas.openxmlformats.org/drawingml/2006/wordprocessingDrawing" xmlns:w10="urn:schemas-microsoft-com:office:word" xmlns:w="http://schemas.openxmlformats.org/wordprocessingml/2006/main" xmlns:w14="http://schemas.microsoft.com/office/word/2010/wordml" xmlns:w15="http://schemas.microsoft.com/office/word/2012/wordml" xmlns:w16cex="http://schemas.microsoft.com/office/word/2018/wordml/cex" xmlns:w16cid="http://schemas.microsoft.com/office/word/2016/wordml/cid" xmlns:w16="http://schemas.microsoft.com/office/word/2018/wordml" xmlns:w16sdtdh="http://schemas.microsoft.com/office/word/2020/wordml/sdtdatahash" xmlns:w16se="http://schemas.microsoft.com/office/word/2015/wordml/symex" xmlns:wpg="http://schemas.microsoft.com/office/word/2010/wordprocessingGroup" xmlns:wpi="http://schemas.microsoft.com/office/word/2010/wordprocessingInk" xmlns:wne="http://schemas.microsoft.com/office/word/2006/wordml" xmlns:wps="http://schemas.microsoft.com/office/word/2010/wordprocessingShape" mc:Ignorable="w14 w15 w16se w16cid w16 w16cex w16sdtdh wp14">
   <w:abstractNum w:abstractNumId="0" w15:restartNumberingAfterBreak="0">
     <w:nsid w:val="08875528"/>
     <w:multiLevelType w:val="hybridMultilevel"/>
@@ -3207,22 +3186,22 @@
       </w:pPr>
     </w:lvl>
   </w:abstractNum>
-  <w:num w:numId="1">
+  <w:num w:numId="1" w16cid:durableId="351880865">
     <w:abstractNumId w:val="0"/>
   </w:num>
-  <w:num w:numId="2">
+  <w:num w:numId="2" w16cid:durableId="217979288">
     <w:abstractNumId w:val="11"/>
   </w:num>
-  <w:num w:numId="3">
+  <w:num w:numId="3" w16cid:durableId="1739471458">
     <w:abstractNumId w:val="4"/>
   </w:num>
-  <w:num w:numId="4">
+  <w:num w:numId="4" w16cid:durableId="687760884">
     <w:abstractNumId w:val="2"/>
   </w:num>
-  <w:num w:numId="5">
+  <w:num w:numId="5" w16cid:durableId="1326931587">
     <w:abstractNumId w:val="9"/>
   </w:num>
-  <w:num w:numId="6">
+  <w:num w:numId="6" w16cid:durableId="479008161">
     <w:abstractNumId w:val="8"/>
     <w:lvlOverride w:ilvl="0">
       <w:startOverride w:val="1"/>
@@ -3236,38 +3215,38 @@
     <w:lvlOverride w:ilvl="7"/>
     <w:lvlOverride w:ilvl="8"/>
   </w:num>
-  <w:num w:numId="7">
+  <w:num w:numId="7" w16cid:durableId="159391804">
     <w:abstractNumId w:val="14"/>
   </w:num>
-  <w:num w:numId="8">
+  <w:num w:numId="8" w16cid:durableId="686904802">
     <w:abstractNumId w:val="6"/>
   </w:num>
-  <w:num w:numId="9">
+  <w:num w:numId="9" w16cid:durableId="2091154223">
     <w:abstractNumId w:val="13"/>
   </w:num>
-  <w:num w:numId="10">
+  <w:num w:numId="10" w16cid:durableId="300379080">
     <w:abstractNumId w:val="5"/>
   </w:num>
-  <w:num w:numId="11">
+  <w:num w:numId="11" w16cid:durableId="961376119">
     <w:abstractNumId w:val="1"/>
   </w:num>
-  <w:num w:numId="12">
+  <w:num w:numId="12" w16cid:durableId="1238246924">
     <w:abstractNumId w:val="7"/>
   </w:num>
-  <w:num w:numId="13">
+  <w:num w:numId="13" w16cid:durableId="1740396470">
     <w:abstractNumId w:val="10"/>
   </w:num>
-  <w:num w:numId="14">
+  <w:num w:numId="14" w16cid:durableId="192156082">
     <w:abstractNumId w:val="12"/>
   </w:num>
-  <w:num w:numId="15">
+  <w:num w:numId="15" w16cid:durableId="1714843472">
     <w:abstractNumId w:val="3"/>
   </w:num>
 </w:numbering>
 </file>
 
 <file path=word/styles.xml><?xml version="1.0" encoding="utf-8"?>
-<w:styles xmlns:mc="http://schemas.openxmlformats.org/markup-compatibility/2006" xmlns:r="http://schemas.openxmlformats.org/officeDocument/2006/relationships" xmlns:w="http://schemas.openxmlformats.org/wordprocessingml/2006/main" xmlns:w14="http://schemas.microsoft.com/office/word/2010/wordml" xmlns:w15="http://schemas.microsoft.com/office/word/2012/wordml" xmlns:w16cid="http://schemas.microsoft.com/office/word/2016/wordml/cid" xmlns:w16se="http://schemas.microsoft.com/office/word/2015/wordml/symex" mc:Ignorable="w14 w15 w16se w16cid">
+<w:styles xmlns:mc="http://schemas.openxmlformats.org/markup-compatibility/2006" xmlns:r="http://schemas.openxmlformats.org/officeDocument/2006/relationships" xmlns:w="http://schemas.openxmlformats.org/wordprocessingml/2006/main" xmlns:w14="http://schemas.microsoft.com/office/word/2010/wordml" xmlns:w15="http://schemas.microsoft.com/office/word/2012/wordml" xmlns:w16cex="http://schemas.microsoft.com/office/word/2018/wordml/cex" xmlns:w16cid="http://schemas.microsoft.com/office/word/2016/wordml/cid" xmlns:w16="http://schemas.microsoft.com/office/word/2018/wordml" xmlns:w16sdtdh="http://schemas.microsoft.com/office/word/2020/wordml/sdtdatahash" xmlns:w16se="http://schemas.microsoft.com/office/word/2015/wordml/symex" mc:Ignorable="w14 w15 w16se w16cid w16 w16cex w16sdtdh">
   <w:docDefaults>
     <w:rPrDefault>
       <w:rPr>
@@ -3285,7 +3264,7 @@
       </w:pPr>
     </w:pPrDefault>
   </w:docDefaults>
-  <w:latentStyles w:defLockedState="0" w:defUIPriority="99" w:defSemiHidden="0" w:defUnhideWhenUsed="0" w:defQFormat="0" w:count="375">
+  <w:latentStyles w:defLockedState="0" w:defUIPriority="99" w:defSemiHidden="0" w:defUnhideWhenUsed="0" w:defQFormat="0" w:count="376">
     <w:lsdException w:name="Normal" w:uiPriority="0" w:qFormat="1"/>
     <w:lsdException w:name="heading 1" w:uiPriority="9" w:qFormat="1"/>
     <w:lsdException w:name="heading 2" w:semiHidden="1" w:uiPriority="9" w:unhideWhenUsed="1" w:qFormat="1"/>
@@ -3661,6 +3640,7 @@
     <w:lsdException w:name="Smart Hyperlink" w:semiHidden="1" w:unhideWhenUsed="1"/>
     <w:lsdException w:name="Hashtag" w:semiHidden="1" w:unhideWhenUsed="1"/>
     <w:lsdException w:name="Unresolved Mention" w:semiHidden="1" w:unhideWhenUsed="1"/>
+    <w:lsdException w:name="Smart Link" w:semiHidden="1" w:unhideWhenUsed="1"/>
   </w:latentStyles>
   <w:style w:type="paragraph" w:default="1" w:styleId="a">
     <w:name w:val="Normal"/>
